--- a/gims/g04.docx
+++ b/gims/g04.docx
@@ -16021,7 +16021,7 @@
           <w:color w:val="333333"/>
           <w:sz w:val="28"/>
         </w:rPr>
-        <w:t>1.0–1.5 mg/L फ्लोराइड दंत क्षय रोकता है बिना फ्लोरोसिस पैदा किए; अधिक स्तर पर कंकालीय और दंत फ्लोरोसिस होता है।</w:t>
+        <w:t>• 1.0–1.5 mg/L फ्लोराइड दंत क्षय रोकता है बिना फ्लोरोसिस पैदा किए; अधिक स्तर पर कंकालीय और दंत फ्लोरोसिस होता है।</w:t>
       </w:r>
     </w:p>
     <w:p>
